--- a/outreach/PenuX_SAP_Stage1_Study_Protocol.docx
+++ b/outreach/PenuX_SAP_Stage1_Study_Protocol.docx
@@ -118,7 +118,7 @@
         <w:t xml:space="preserve"> </w:t>
       </w:r>
       <w:r>
-        <w:t xml:space="preserve">netanel@penux.uk | +972-55-970-8708</w:t>
+        <w:t xml:space="preserve">nsh531@gmail.com | +972-55-970-8708</w:t>
       </w:r>
       <w:r>
         <w:br/>
